--- a/交付成果/第4轮朗读优化版/朗读优化4周版/读书会01_禅修入门与基础_4周资料包（朗读优化版）/Word版/第2周_安般念修法与数息对治_主持人版.docx
+++ b/交付成果/第4轮朗读优化版/朗读优化4周版/读书会01_禅修入门与基础_4周资料包（朗读优化版）/Word版/第2周_安般念修法与数息对治_主持人版.docx
@@ -11,7 +11,7 @@
           <w:color w:val="888888"/>
           <w:sz w:val="16"/>
         </w:rPr>
-        <w:t>📅 最近更新：2026-09-26 12:40　|　第4周「三种远离」去 🔴 存疑标记（原文正确）；「马夫大尊者」订正为「罗睺罗尊者」；第4轮朗读优化（2026-09-26）：音频转写来源的共读原文已口语化改写</w:t>
+        <w:t>📅 最近更新：2026-10-04 19:30　|　勘误（2026-10-04）：数息段「出息佛陀、出息佛陀」订正为「入息佛陀、出息佛陀」；第4周「三种远离」去 🔴 存疑标记（原文正确）；「马夫大尊者」订正为「罗睺罗尊者」；第4轮朗读优化（2026-09-26）：音频转写来源的共读原文已口语化改写</w:t>
       </w:r>
     </w:p>
     <w:p>
@@ -6281,7 +6281,7 @@
         <w:rPr>
           <w:b w:val="0"/>
         </w:rPr>
-        <w:t>〔00:11:02〕如果我们有妄念的时候呢，我们可以练习数息。有很多种方式来数。一种方式呢，就是在这个位置上，你就直接数：数字跟那个入出息（的进出）没有关系。你就一边知（道）入出息，一边数一二三四五六七八、一二三四五六七八。这样的数（息）呢，就是不跟那个进出结合在一起，你不会一边数一边去控制那个呼吸。我们也可以跟念佛结合在一起：出息佛陀、出息佛陀。念阿弥陀佛的人呢，可以入息阿弥、出息佛陀；入息阿弥、出息佛陀。但心（始终）是在（入出息上）。</w:t>
+        <w:t>〔00:11:02〕如果我们有妄念的时候呢，我们可以练习数息。有很多种方式来数。一种方式呢，就是在这个位置上，你就直接数：数字跟那个入出息（的进出）没有关系。你就一边知（道）入出息，一边数一二三四五六七八、一二三四五六七八。这样的数（息）呢，就是不跟那个进出结合在一起，你不会一边数一边去控制那个呼吸。我们也可以跟念佛结合在一起：入息佛陀、出息佛陀。念阿弥陀佛的人呢，可以入息阿弥、出息佛陀；入息阿弥、出息佛陀。但心（始终）是在（入出息上）。</w:t>
       </w:r>
     </w:p>
     <w:p>
